--- a/spec_GalanthaSzabolcs.docx
+++ b/spec_GalanthaSzabolcs.docx
@@ -233,53 +233,53 @@
       </w:r>
       <w:proofErr w:type="spellStart"/>
       <w:r>
-        <w:t>csv</w:t>
-      </w:r>
-      <w:proofErr w:type="spellEnd"/>
-      <w:r>
-        <w:t xml:space="preserve"> </w:t>
-      </w:r>
-      <w:proofErr w:type="gramStart"/>
-      <w:r>
-        <w:t>fájlból</w:t>
-      </w:r>
-      <w:proofErr w:type="gramEnd"/>
-      <w:r>
-        <w:t xml:space="preserve"> olvassa be a játék kezdetén</w:t>
-      </w:r>
-      <w:r>
-        <w:t>, illetve opcionálisan egy már elkezdett játékállást is képes beolvasni, ekkor ez tartalmazza már majd az előbbi adatokat. A</w:t>
-      </w:r>
-      <w:r>
-        <w:t xml:space="preserve"> kezdeti paraméterek függvényében (játékosok száma) generál egy .</w:t>
-      </w:r>
-      <w:proofErr w:type="spellStart"/>
-      <w:r>
         <w:t>json</w:t>
-      </w:r>
-      <w:proofErr w:type="spellEnd"/>
-      <w:r>
-        <w:t xml:space="preserve"> </w:t>
-      </w:r>
-      <w:proofErr w:type="gramStart"/>
-      <w:r>
-        <w:t>fájlt</w:t>
-      </w:r>
-      <w:proofErr w:type="gramEnd"/>
-      <w:r>
-        <w:t xml:space="preserve"> (vagy folytat egy régit)</w:t>
-      </w:r>
-      <w:r>
-        <w:t xml:space="preserve">, amelybe </w:t>
-      </w:r>
-      <w:r>
-        <w:t>minden kör végén</w:t>
-      </w:r>
-      <w:r>
-        <w:t xml:space="preserve"> elmenti a játék aktuális állását. A játék körök végén így abbahagyható, onnan újra beolvasható a játékállás és onnan folytatható.</w:t>
       </w:r>
       <w:bookmarkStart w:id="0" w:name="_GoBack"/>
       <w:bookmarkEnd w:id="0"/>
+      <w:proofErr w:type="spellEnd"/>
+      <w:r>
+        <w:t xml:space="preserve"> </w:t>
+      </w:r>
+      <w:proofErr w:type="gramStart"/>
+      <w:r>
+        <w:t>fájlból</w:t>
+      </w:r>
+      <w:proofErr w:type="gramEnd"/>
+      <w:r>
+        <w:t xml:space="preserve"> olvassa be a játék kezdetén</w:t>
+      </w:r>
+      <w:r>
+        <w:t>, illetve opcionálisan egy már elkezdett játékállást is képes beolvasni, ekkor ez tartalmazza már majd az előbbi adatokat. A</w:t>
+      </w:r>
+      <w:r>
+        <w:t xml:space="preserve"> kezdeti paraméterek függvényében (játékosok száma) generál egy .</w:t>
+      </w:r>
+      <w:proofErr w:type="spellStart"/>
+      <w:r>
+        <w:t>json</w:t>
+      </w:r>
+      <w:proofErr w:type="spellEnd"/>
+      <w:r>
+        <w:t xml:space="preserve"> </w:t>
+      </w:r>
+      <w:proofErr w:type="gramStart"/>
+      <w:r>
+        <w:t>fájlt</w:t>
+      </w:r>
+      <w:proofErr w:type="gramEnd"/>
+      <w:r>
+        <w:t xml:space="preserve"> (vagy folytat egy régit)</w:t>
+      </w:r>
+      <w:r>
+        <w:t xml:space="preserve">, amelybe </w:t>
+      </w:r>
+      <w:r>
+        <w:t>minden kör végén</w:t>
+      </w:r>
+      <w:r>
+        <w:t xml:space="preserve"> elmenti a játék aktuális állását. A játék körök végén így abbahagyható, onnan újra beolvasható a játékállás és onnan folytatható.</w:t>
+      </w:r>
     </w:p>
     <w:p>
       <w:r>

--- a/spec_GalanthaSzabolcs.docx
+++ b/spec_GalanthaSzabolcs.docx
@@ -105,15 +105,18 @@
         </w:numPr>
       </w:pPr>
       <w:r>
-        <w:t xml:space="preserve">Játékosok sorban választanak épületeket, amiket meg is </w:t>
-      </w:r>
-      <w:proofErr w:type="gramStart"/>
-      <w:r>
-        <w:t>építenek</w:t>
-      </w:r>
-      <w:proofErr w:type="gramEnd"/>
-      <w:r>
-        <w:t xml:space="preserve"> azonnal ha van nyersanyaguk elég és meg akarják, ha nincs/nem akarják az épület elveszik és épületnek megfelelő nyersanyagot kapnak érte</w:t>
+        <w:t>Játékosok sorban választanak épületeket, amiket meg is építenek azonnal ha van nyersanyagu</w:t>
+      </w:r>
+      <w:r>
+        <w:t>k elég</w:t>
+      </w:r>
+      <w:bookmarkStart w:id="0" w:name="_GoBack"/>
+      <w:bookmarkEnd w:id="0"/>
+      <w:r>
+        <w:t>, ha nincs</w:t>
+      </w:r>
+      <w:r>
+        <w:t xml:space="preserve"> az épület elveszik és épületnek megfelelő nyersanyagot kapnak érte</w:t>
       </w:r>
     </w:p>
     <w:p>
@@ -170,7 +173,7 @@
       </w:r>
       <w:proofErr w:type="gramEnd"/>
       <w:r>
-        <w:t xml:space="preserve"> azonnal ha van nyersanyaga elég és meg akarja, ha nincs/nem akarja az épület elveszik és épületnek megfelelő nyersanyagot kap érte</w:t>
+        <w:t xml:space="preserve"> azonnal ha van nyersanyaga elég, ha nincs/nem akarja az épület elveszik és épületnek megfelelő nyersanyagot kap érte</w:t>
       </w:r>
     </w:p>
     <w:p>
@@ -235,8 +238,6 @@
       <w:r>
         <w:t>json</w:t>
       </w:r>
-      <w:bookmarkStart w:id="0" w:name="_GoBack"/>
-      <w:bookmarkEnd w:id="0"/>
       <w:proofErr w:type="spellEnd"/>
       <w:r>
         <w:t xml:space="preserve"> </w:t>
